--- a/public/templates/coach-contract.docx
+++ b/public/templates/coach-contract.docx
@@ -979,7 +979,7 @@
           <w:szCs w:val="22"/>
           <w:highlight w:val="yellow"/>
         </w:rPr>
-        <w:t>□ 사업소득 3.3</w:t>
+        <w:t xml:space="preserve">{tax_business} 사업소득 3.3</w:t>
       </w:r>
       <w:proofErr w:type="gramStart"/>
       <w:r>
@@ -1001,7 +1001,7 @@
           <w:szCs w:val="22"/>
           <w:highlight w:val="yellow"/>
         </w:rPr>
-        <w:t xml:space="preserve"> □ 기타소득 8.8%</w:t>
+        <w:t xml:space="preserve"> {tax_other} 기타소득 8.8%</w:t>
       </w:r>
       <w:r>
         <w:rPr>
@@ -1290,7 +1290,7 @@
           <w:szCs w:val="22"/>
           <w:highlight w:val="yellow"/>
         </w:rPr>
-        <w:t>0</w:t>
+        <w:t xml:space="preserve">{kickoff_count}</w:t>
       </w:r>
       <w:r>
         <w:rPr>
@@ -1335,7 +1335,7 @@
           <w:szCs w:val="22"/>
           <w:highlight w:val="yellow"/>
         </w:rPr>
-        <w:t>(옵션 선택)</w:t>
+        <w:t xml:space="preserve">({task_program_learning})</w:t>
       </w:r>
       <w:r>
         <w:rPr>
@@ -1381,7 +1381,7 @@
           <w:szCs w:val="22"/>
           <w:highlight w:val="yellow"/>
         </w:rPr>
-        <w:t>(옵션 선택) 창업팀 서면 및 대면 심사 참여</w:t>
+        <w:t xml:space="preserve">({task_review_participation}) 창업팀 서면 및 대면 심사 참여</w:t>
       </w:r>
     </w:p>
     <w:p>
@@ -1472,7 +1472,7 @@
           <w:sz w:val="20"/>
           <w:szCs w:val="22"/>
         </w:rPr>
-        <w:t xml:space="preserve"> 오프라인 교육 프로그램 (옵션 선택</w:t>
+        <w:t xml:space="preserve"> 오프라인 교육 프로그램 ({task_program_attendance}</w:t>
       </w:r>
       <w:proofErr w:type="gramStart"/>
       <w:r>
@@ -1536,7 +1536,7 @@
           <w:szCs w:val="22"/>
           <w:highlight w:val="yellow"/>
         </w:rPr>
-        <w:t>(총 0회)</w:t>
+        <w:t xml:space="preserve"/>
       </w:r>
     </w:p>
     <w:p>
@@ -1572,7 +1572,7 @@
           <w:szCs w:val="22"/>
           <w:highlight w:val="yellow"/>
         </w:rPr>
-        <w:t>팀 코칭 및 코칭 일지 작성 (총 0회)</w:t>
+        <w:t xml:space="preserve">팀 코칭 및 코칭 일지 작성 (총 {coaching_count}회)</w:t>
       </w:r>
     </w:p>
     <w:p>
@@ -1874,7 +1874,7 @@
           <w:szCs w:val="22"/>
           <w:highlight w:val="yellow"/>
         </w:rPr>
-        <w:t>담당 창업교육 참가자 (팀) 성과, 창업 추진 현황을 제공된 보고서 양식 기반으로 매주 작성 및 제출</w:t>
+        <w:t xml:space="preserve">담당 창업교육 참가자 ({task_participant_type}) 성과, 창업 추진 현황을 제공된 보고서 양식 기반으로 {task_report_frequency} 작성 및 제출</w:t>
       </w:r>
     </w:p>
     <w:p>

--- a/public/templates/coach-contract.docx
+++ b/public/templates/coach-contract.docx
@@ -1083,6 +1083,46 @@
           <w:szCs w:val="22"/>
         </w:rPr>
         <w:t>계좌에 계약금액 중 제3항에 따른 세금을 제외한 나머지 금원을 입금하는 방식으로 “코치”에게 계약금액을 지급한다.</w:t>
+      </w:r>
+    </w:p>
+    <w:p>
+      <w:pPr>
+        <w:numPr>
+          <w:ilvl w:val="1"/>
+          <w:numId w:val="2"/>
+        </w:numPr>
+        <w:spacing w:after="0"/>
+        <w:jc w:val="both"/>
+        <w:rPr>
+          <w:rFonts w:ascii="나눔휴먼OTF Regular" w:eastAsia="나눔휴먼OTF Regular" w:hAnsi="나눔휴먼OTF Regular"/>
+          <w:spacing w:val="-16"/>
+          <w:sz w:val="20"/>
+          <w:szCs w:val="22"/>
+          <w:highlight w:val="yellow"/>
+        </w:rPr>
+      </w:pPr>
+      <w:r>
+        <w:t xml:space="preserve">{#installment}지급 형태: 선금(50%) / 잔금(50%){/installment}</w:t>
+      </w:r>
+    </w:p>
+    <w:p>
+      <w:pPr>
+        <w:numPr>
+          <w:ilvl w:val="1"/>
+          <w:numId w:val="2"/>
+        </w:numPr>
+        <w:spacing w:after="0"/>
+        <w:jc w:val="both"/>
+        <w:rPr>
+          <w:rFonts w:ascii="나눔휴먼OTF Regular" w:eastAsia="나눔휴먼OTF Regular" w:hAnsi="나눔휴먼OTF Regular"/>
+          <w:spacing w:val="-16"/>
+          <w:sz w:val="20"/>
+          <w:szCs w:val="22"/>
+          <w:highlight w:val="yellow"/>
+        </w:rPr>
+      </w:pPr>
+      <w:r>
+        <w:t xml:space="preserve">{#installment}지급 시기: (선금) {installment_midpay_note}, (잔금) {installment_balance_note}{/installment}</w:t>
       </w:r>
     </w:p>
     <w:p>
